--- a/episodes/The_Dark_Rise_Episode_46.docx
+++ b/episodes/The_Dark_Rise_Episode_46.docx
@@ -217,7 +217,7 @@
           <w:sz w:val="24"/>
           <w:szCs w:val="24"/>
         </w:rPr>
-        <w:t xml:space="preserve">Beneath the ak-pu roots, the entity felt Zara's compulsion deepen the same evening the scholar arrived, no longer content with tracing shapes in borrowed dirt. She woke before dawn certain of a single fact she could not explain, the way she had once woken certain of the road north: that she was meant to walk to Idoro's true boundary herself, soon, though not yet, the timing held by someone patient enough not to rush a decision that had waited three centuries already.</w:t>
+        <w:t xml:space="preserve">Beneath the iroko roots, the entity felt Zara's compulsion deepen the same evening the scholar arrived, no longer content with tracing shapes in borrowed dirt. She woke before dawn certain of a single fact she could not explain, the way she had once woken certain of the road north: that she was meant to walk to Idoro's true boundary herself, soon, though not yet, the timing held by someone patient enough not to rush a decision that had waited three centuries already.</w:t>
       </w:r>
     </w:p>
     <w:p>

--- a/episodes/The_Dark_Rise_Episode_46.docx
+++ b/episodes/The_Dark_Rise_Episode_46.docx
@@ -98,20 +98,7 @@
     </w:p>
     <w:p>
       <w:pPr>
-        <w:spacing w:after="0" w:line="360"/>
-      </w:pPr>
-      <w:r>
-        <w:rPr>
-          <w:rFonts w:ascii="Georgia" w:hAnsi="Georgia" w:cs="Georgia"/>
-          <w:sz w:val="24"/>
-          <w:szCs w:val="24"/>
-        </w:rPr>
-        <w:t xml:space="preserve"/>
-      </w:r>
-    </w:p>
-    <w:p>
-      <w:pPr>
-        <w:spacing w:after="60" w:line="360"/>
+        <w:spacing w:after="60" w:line="360" w:before="480"/>
         <w:ind w:firstLine="360"/>
       </w:pPr>
       <w:r>
@@ -195,20 +182,7 @@
     </w:p>
     <w:p>
       <w:pPr>
-        <w:spacing w:after="0" w:line="360"/>
-      </w:pPr>
-      <w:r>
-        <w:rPr>
-          <w:rFonts w:ascii="Georgia" w:hAnsi="Georgia" w:cs="Georgia"/>
-          <w:sz w:val="24"/>
-          <w:szCs w:val="24"/>
-        </w:rPr>
-        <w:t xml:space="preserve"/>
-      </w:r>
-    </w:p>
-    <w:p>
-      <w:pPr>
-        <w:spacing w:after="60" w:line="360"/>
+        <w:spacing w:after="60" w:line="360" w:before="480"/>
         <w:ind w:firstLine="360"/>
       </w:pPr>
       <w:r>
@@ -236,29 +210,32 @@
     </w:p>
     <w:p>
       <w:pPr>
-        <w:spacing w:after="0" w:line="360"/>
-      </w:pPr>
-      <w:r>
-        <w:rPr>
-          <w:rFonts w:ascii="Georgia" w:hAnsi="Georgia" w:cs="Georgia"/>
-          <w:sz w:val="24"/>
-          <w:szCs w:val="24"/>
-        </w:rPr>
-        <w:t xml:space="preserve"/>
-      </w:r>
-    </w:p>
-    <w:p>
-      <w:pPr>
-        <w:spacing w:after="60" w:line="360"/>
-        <w:ind w:firstLine="360"/>
-      </w:pPr>
-      <w:r>
-        <w:rPr>
-          <w:rFonts w:ascii="Georgia" w:hAnsi="Georgia" w:cs="Georgia"/>
-          <w:sz w:val="24"/>
-          <w:szCs w:val="24"/>
-        </w:rPr>
-        <w:t xml:space="preserve">VESSEL: PRESENCE APPEARS TO BE PREPARING AN UNMEDIATED CONTACT EVENT ANALOGOUS TO ENTITY'S OWN PRIOR BOUNDARY DISCLOSURE. TIMING RELATIVE TO SCHOLAR'S REQUEST UNKNOWN. RISK OF SIMULTANEOUS CONVERGENCE: UNCALCULATED.</w:t>
+        <w:spacing w:after="60" w:line="360" w:before="480"/>
+        <w:ind w:firstLine="360"/>
+      </w:pPr>
+      <w:r>
+        <w:rPr>
+          <w:rFonts w:ascii="Georgia" w:hAnsi="Georgia" w:cs="Georgia"/>
+          <w:sz w:val="24"/>
+          <w:szCs w:val="24"/>
+        </w:rPr>
+        <w:t xml:space="preserve">In Oso, the cold voice recorded what it saw building.</w:t>
+      </w:r>
+    </w:p>
+    <w:p>
+      <w:pPr>
+        <w:spacing w:after="120" w:line="360"/>
+      </w:pPr>
+      <w:r>
+        <w:rPr>
+          <w:rFonts w:ascii="Georgia" w:hAnsi="Georgia" w:cs="Georgia"/>
+          <w:sz w:val="24"/>
+          <w:szCs w:val="24"/>
+          <w:b/>
+          <w:bCs/>
+          <w:caps/>
+        </w:rPr>
+        <w:t xml:space="preserve">Vessel: presence appears to be preparing an unmediated contact event analogous to entity's own prior boundary disclosure. Timing relative to scholar's request unknown. Risk of simultaneous convergence: uncalculated.</w:t>
       </w:r>
     </w:p>
     <w:p>
@@ -385,19 +362,6 @@
           <w:szCs w:val="24"/>
         </w:rPr>
         <w:t xml:space="preserve">Watching him do it, the entity understood that whatever answer was coming, from whichever direction it finally arrived, neither of them would be facing it unprepared. That understanding offered less comfort than it should have, precisely because the entity itself no longer knew which of the two approaching moments it was actually less ready for.</w:t>
-      </w:r>
-    </w:p>
-    <w:p>
-      <w:pPr>
-        <w:spacing w:after="0" w:line="360"/>
-      </w:pPr>
-      <w:r>
-        <w:rPr>
-          <w:rFonts w:ascii="Georgia" w:hAnsi="Georgia" w:cs="Georgia"/>
-          <w:sz w:val="24"/>
-          <w:szCs w:val="24"/>
-        </w:rPr>
-        <w:t xml:space="preserve"/>
       </w:r>
     </w:p>
     <w:sectPr>
